--- a/docs/数据结构课程设计报告.docx
+++ b/docs/数据结构课程设计报告.docx
@@ -1,6 +1,6 @@
 
 <file path=word/document.xml><?xml version="1.0" encoding="utf-8"?>
-<w:document xmlns:wpc="http://schemas.microsoft.com/office/word/2010/wordprocessingCanvas" xmlns:cx="http://schemas.microsoft.com/office/drawing/2014/chartex" xmlns:cx1="http://schemas.microsoft.com/office/drawing/2015/9/8/chartex" xmlns:cx2="http://schemas.microsoft.com/office/drawing/2015/10/21/chartex" xmlns:cx3="http://schemas.microsoft.com/office/drawing/2016/5/9/chartex" xmlns:cx4="http://schemas.microsoft.com/office/drawing/2016/5/10/chartex" xmlns:cx5="http://schemas.microsoft.com/office/drawing/2016/5/11/chartex" xmlns:cx6="http://schemas.microsoft.com/office/drawing/2016/5/12/chartex" xmlns:cx7="http://schemas.microsoft.com/office/drawing/2016/5/13/chartex" xmlns:cx8="http://schemas.microsoft.com/office/drawing/2016/5/14/chartex" xmlns:mc="http://schemas.openxmlformats.org/markup-compatibility/2006" xmlns:aink="http://schemas.microsoft.com/office/drawing/2016/ink" xmlns:am3d="http://schemas.microsoft.com/office/drawing/2017/model3d" xmlns:o="urn:schemas-microsoft-com:office:office" xmlns:r="http://schemas.openxmlformats.org/officeDocument/2006/relationships" xmlns:m="http://schemas.openxmlformats.org/officeDocument/2006/math" xmlns:v="urn:schemas-microsoft-com:vml" xmlns:wp14="http://schemas.microsoft.com/office/word/2010/wordprocessingDrawing" xmlns:wp="http://schemas.openxmlformats.org/drawingml/2006/wordprocessingDrawing" xmlns:w10="urn:schemas-microsoft-com:office:word" xmlns:w="http://schemas.openxmlformats.org/wordprocessingml/2006/main" xmlns:w14="http://schemas.microsoft.com/office/word/2010/wordml" xmlns:w15="http://schemas.microsoft.com/office/word/2012/wordml" xmlns:w16cex="http://schemas.microsoft.com/office/word/2018/wordml/cex" xmlns:w16cid="http://schemas.microsoft.com/office/word/2016/wordml/cid" xmlns:w16="http://schemas.microsoft.com/office/word/2018/wordml" xmlns:w16sdtdh="http://schemas.microsoft.com/office/word/2020/wordml/sdtdatahash" xmlns:w16se="http://schemas.microsoft.com/office/word/2015/wordml/symex" xmlns:wpg="http://schemas.microsoft.com/office/word/2010/wordprocessingGroup" xmlns:wpi="http://schemas.microsoft.com/office/word/2010/wordprocessingInk" xmlns:wne="http://schemas.microsoft.com/office/word/2006/wordml" xmlns:wps="http://schemas.microsoft.com/office/word/2010/wordprocessingShape" mc:Ignorable="w14 w15 w16se w16cid w16 w16cex w16sdtdh wp14">
+<w:document xmlns:wpc="http://schemas.microsoft.com/office/word/2010/wordprocessingCanvas" xmlns:cx="http://schemas.microsoft.com/office/drawing/2014/chartex" xmlns:cx1="http://schemas.microsoft.com/office/drawing/2015/9/8/chartex" xmlns:cx2="http://schemas.microsoft.com/office/drawing/2015/10/21/chartex" xmlns:cx3="http://schemas.microsoft.com/office/drawing/2016/5/9/chartex" xmlns:cx4="http://schemas.microsoft.com/office/drawing/2016/5/10/chartex" xmlns:cx5="http://schemas.microsoft.com/office/drawing/2016/5/11/chartex" xmlns:cx6="http://schemas.microsoft.com/office/drawing/2016/5/12/chartex" xmlns:cx7="http://schemas.microsoft.com/office/drawing/2016/5/13/chartex" xmlns:cx8="http://schemas.microsoft.com/office/drawing/2016/5/14/chartex" xmlns:mc="http://schemas.openxmlformats.org/markup-compatibility/2006" xmlns:aink="http://schemas.microsoft.com/office/drawing/2016/ink" xmlns:am3d="http://schemas.microsoft.com/office/drawing/2017/model3d" xmlns:o="urn:schemas-microsoft-com:office:office" xmlns:oel="http://schemas.microsoft.com/office/2019/extlst" xmlns:r="http://schemas.openxmlformats.org/officeDocument/2006/relationships" xmlns:m="http://schemas.openxmlformats.org/officeDocument/2006/math" xmlns:v="urn:schemas-microsoft-com:vml" xmlns:wp14="http://schemas.microsoft.com/office/word/2010/wordprocessingDrawing" xmlns:wp="http://schemas.openxmlformats.org/drawingml/2006/wordprocessingDrawing" xmlns:w10="urn:schemas-microsoft-com:office:word" xmlns:w="http://schemas.openxmlformats.org/wordprocessingml/2006/main" xmlns:w14="http://schemas.microsoft.com/office/word/2010/wordml" xmlns:w15="http://schemas.microsoft.com/office/word/2012/wordml" xmlns:w16cex="http://schemas.microsoft.com/office/word/2018/wordml/cex" xmlns:w16cid="http://schemas.microsoft.com/office/word/2016/wordml/cid" xmlns:w16="http://schemas.microsoft.com/office/word/2018/wordml" xmlns:w16du="http://schemas.microsoft.com/office/word/2023/wordml/word16du" xmlns:w16sdtdh="http://schemas.microsoft.com/office/word/2020/wordml/sdtdatahash" xmlns:w16sdtfl="http://schemas.microsoft.com/office/word/2024/wordml/sdtformatlock" xmlns:w16se="http://schemas.microsoft.com/office/word/2015/wordml/symex" xmlns:wpg="http://schemas.microsoft.com/office/word/2010/wordprocessingGroup" xmlns:wpi="http://schemas.microsoft.com/office/word/2010/wordprocessingInk" xmlns:wne="http://schemas.microsoft.com/office/word/2006/wordml" xmlns:wps="http://schemas.microsoft.com/office/word/2010/wordprocessingShape" mc:Ignorable="w14 w15 w16se w16cid w16 w16cex w16sdtdh w16sdtfl w16du wp14">
   <w:body>
     <w:tbl>
       <w:tblPr>
@@ -268,11 +268,19 @@
                     <w:widowControl/>
                     <w:snapToGrid w:val="0"/>
                     <w:rPr>
+                      <w:rFonts w:ascii="Times New Roman" w:eastAsia="仿宋_GB2312" w:hAnsi="Times New Roman" w:cs="Times New Roman" w:hint="eastAsia"/>
+                      <w:sz w:val="28"/>
+                      <w:szCs w:val="32"/>
+                    </w:rPr>
+                  </w:pPr>
+                  <w:r>
+                    <w:rPr>
                       <w:rFonts w:ascii="Times New Roman" w:eastAsia="仿宋_GB2312" w:hAnsi="Times New Roman" w:cs="Times New Roman"/>
                       <w:sz w:val="28"/>
                       <w:szCs w:val="32"/>
                     </w:rPr>
-                  </w:pPr>
+                    <w:t>城市交通路网分析系统</w:t>
+                  </w:r>
                 </w:p>
               </w:tc>
             </w:tr>
@@ -559,7 +567,7 @@
                     <w:widowControl/>
                     <w:snapToGrid w:val="0"/>
                     <w:rPr>
-                      <w:rFonts w:ascii="Times New Roman" w:eastAsia="仿宋_GB2312" w:hAnsi="Times New Roman" w:cs="Times New Roman" w:hint="eastAsia"/>
+                      <w:rFonts w:ascii="Times New Roman" w:eastAsia="仿宋_GB2312" w:hAnsi="Times New Roman" w:cs="Times New Roman"/>
                       <w:sz w:val="28"/>
                       <w:szCs w:val="32"/>
                     </w:rPr>
@@ -609,7 +617,7 @@
               <w:widowControl/>
               <w:jc w:val="center"/>
               <w:rPr>
-                <w:rFonts w:ascii="仿宋_GB2312" w:eastAsia="仿宋_GB2312" w:hAnsi="黑体" w:cs="Times New Roman"/>
+                <w:rFonts w:ascii="仿宋_GB2312" w:eastAsia="仿宋_GB2312" w:hAnsi="黑体" w:cs="Times New Roman" w:hint="eastAsia"/>
                 <w:b/>
                 <w:bCs/>
                 <w:sz w:val="32"/>
@@ -807,6 +815,13 @@
               <w:rFonts w:ascii="Times New Roman" w:eastAsia="仿宋_GB2312" w:hAnsi="Times New Roman" w:cs="Times New Roman"/>
               <w:noProof/>
             </w:rPr>
+          </w:r>
+          <w:r>
+            <w:rPr>
+              <w:rStyle w:val="a6"/>
+              <w:rFonts w:ascii="Times New Roman" w:eastAsia="仿宋_GB2312" w:hAnsi="Times New Roman" w:cs="Times New Roman"/>
+              <w:noProof/>
+            </w:rPr>
             <w:fldChar w:fldCharType="separate"/>
           </w:r>
           <w:r>
@@ -4492,6 +4507,18 @@
         </w:rPr>
         <w:t>姓名</w:t>
       </w:r>
+      <w:r>
+        <w:rPr>
+          <w:rFonts w:ascii="Times New Roman" w:eastAsia="仿宋_GB2312" w:hAnsi="Times New Roman" w:cs="Times New Roman" w:hint="eastAsia"/>
+        </w:rPr>
+        <w:t xml:space="preserve"> </w:t>
+      </w:r>
+      <w:r>
+        <w:rPr>
+          <w:rFonts w:ascii="Times New Roman" w:eastAsia="仿宋_GB2312" w:hAnsi="Times New Roman" w:cs="Times New Roman" w:hint="eastAsia"/>
+        </w:rPr>
+        <w:t>光雨晨</w:t>
+      </w:r>
     </w:p>
     <w:p>
       <w:pPr>
@@ -4518,18 +4545,29 @@
     </w:p>
     <w:p>
       <w:pPr>
-        <w:rPr>
-          <w:rFonts w:ascii="Times New Roman" w:eastAsia="仿宋_GB2312" w:hAnsi="Times New Roman" w:cs="Times New Roman"/>
-        </w:rPr>
-      </w:pPr>
+        <w:pStyle w:val="2"/>
+        <w:rPr>
+          <w:rFonts w:ascii="Times New Roman" w:hAnsi="Times New Roman" w:cs="Times New Roman" w:hint="eastAsia"/>
+          <w:b w:val="0"/>
+          <w:bCs w:val="0"/>
+          <w:sz w:val="21"/>
+          <w:szCs w:val="22"/>
+        </w:rPr>
+      </w:pPr>
+      <w:bookmarkStart w:id="2" w:name="_Toc232233437"/>
       <w:permStart w:id="185545220" w:edGrp="everyone"/>
       <w:r>
         <w:rPr>
-          <w:rFonts w:ascii="Times New Roman" w:eastAsia="仿宋_GB2312" w:hAnsi="Times New Roman" w:cs="Times New Roman"/>
-        </w:rPr>
-        <w:t>【提示：填写选题名称、系统应用场景、整体定位】</w:t>
-      </w:r>
-    </w:p>
+          <w:rFonts w:ascii="Times New Roman" w:hAnsi="Times New Roman" w:cs="Times New Roman"/>
+          <w:b w:val="0"/>
+          <w:bCs w:val="0"/>
+          <w:sz w:val="21"/>
+          <w:szCs w:val="22"/>
+        </w:rPr>
+        <w:t>面向区域城市交通网络开展建模与综合分析</w:t>
+      </w:r>
+    </w:p>
+    <w:permEnd w:id="185545220"/>
     <w:p>
       <w:pPr>
         <w:pStyle w:val="2"/>
@@ -4537,8 +4575,6 @@
           <w:rFonts w:ascii="Times New Roman" w:hAnsi="Times New Roman" w:cs="Times New Roman"/>
         </w:rPr>
       </w:pPr>
-      <w:bookmarkStart w:id="2" w:name="_Toc232233437"/>
-      <w:permEnd w:id="185545220"/>
       <w:r>
         <w:rPr>
           <w:rFonts w:ascii="Times New Roman" w:hAnsi="Times New Roman" w:cs="Times New Roman"/>
@@ -4742,6 +4778,7 @@
         <w:rPr>
           <w:rFonts w:ascii="Times New Roman" w:hAnsi="Times New Roman" w:cs="Times New Roman"/>
         </w:rPr>
+        <w:lastRenderedPageBreak/>
         <w:t xml:space="preserve">2.4 </w:t>
       </w:r>
       <w:r>
@@ -4828,7 +4865,6 @@
         <w:rPr>
           <w:rFonts w:ascii="Times New Roman" w:hAnsi="Times New Roman" w:cs="Times New Roman"/>
         </w:rPr>
-        <w:lastRenderedPageBreak/>
         <w:t xml:space="preserve">3.1 </w:t>
       </w:r>
       <w:r>
@@ -5063,6 +5099,7 @@
         <w:rPr>
           <w:rFonts w:ascii="Times New Roman" w:hAnsi="Times New Roman" w:cs="Times New Roman"/>
         </w:rPr>
+        <w:lastRenderedPageBreak/>
         <w:t xml:space="preserve">4.2 </w:t>
       </w:r>
       <w:r>
@@ -5186,7 +5223,6 @@
         <w:rPr>
           <w:rFonts w:ascii="Times New Roman" w:hAnsi="Times New Roman" w:cs="Times New Roman"/>
         </w:rPr>
-        <w:lastRenderedPageBreak/>
         <w:t xml:space="preserve">5 </w:t>
       </w:r>
       <w:r>
@@ -5359,6 +5395,7 @@
         <w:rPr>
           <w:rFonts w:ascii="Times New Roman" w:hAnsi="Times New Roman" w:cs="Times New Roman"/>
         </w:rPr>
+        <w:lastRenderedPageBreak/>
         <w:t xml:space="preserve">6 </w:t>
       </w:r>
       <w:r>
@@ -5582,7 +5619,6 @@
         <w:rPr>
           <w:rFonts w:ascii="Times New Roman" w:hAnsi="Times New Roman" w:cs="Times New Roman"/>
         </w:rPr>
-        <w:lastRenderedPageBreak/>
         <w:t xml:space="preserve">6.5 </w:t>
       </w:r>
       <w:r>
@@ -5694,6 +5730,7 @@
         <w:rPr>
           <w:rFonts w:ascii="Times New Roman" w:hAnsi="Times New Roman" w:cs="Times New Roman"/>
         </w:rPr>
+        <w:lastRenderedPageBreak/>
         <w:t xml:space="preserve">7.1 </w:t>
       </w:r>
       <w:r>
@@ -6009,7 +6046,6 @@
         <w:rPr>
           <w:rFonts w:ascii="Times New Roman" w:hAnsi="Times New Roman" w:cs="Times New Roman"/>
         </w:rPr>
-        <w:lastRenderedPageBreak/>
         <w:t xml:space="preserve">9.1 </w:t>
       </w:r>
       <w:r>
@@ -6041,6 +6077,7 @@
         <w:rPr>
           <w:rFonts w:ascii="Times New Roman" w:hAnsi="Times New Roman" w:cs="Times New Roman"/>
         </w:rPr>
+        <w:lastRenderedPageBreak/>
         <w:t xml:space="preserve">9.2 </w:t>
       </w:r>
       <w:r>
@@ -6282,9 +6319,14 @@
 </file>
 
 <file path=word/endnotes.xml><?xml version="1.0" encoding="utf-8"?>
-<w:endnotes xmlns:wpc="http://schemas.microsoft.com/office/word/2010/wordprocessingCanvas" xmlns:cx="http://schemas.microsoft.com/office/drawing/2014/chartex" xmlns:cx1="http://schemas.microsoft.com/office/drawing/2015/9/8/chartex" xmlns:cx2="http://schemas.microsoft.com/office/drawing/2015/10/21/chartex" xmlns:cx3="http://schemas.microsoft.com/office/drawing/2016/5/9/chartex" xmlns:cx4="http://schemas.microsoft.com/office/drawing/2016/5/10/chartex" xmlns:cx5="http://schemas.microsoft.com/office/drawing/2016/5/11/chartex" xmlns:cx6="http://schemas.microsoft.com/office/drawing/2016/5/12/chartex" xmlns:cx7="http://schemas.microsoft.com/office/drawing/2016/5/13/chartex" xmlns:cx8="http://schemas.microsoft.com/office/drawing/2016/5/14/chartex" xmlns:mc="http://schemas.openxmlformats.org/markup-compatibility/2006" xmlns:aink="http://schemas.microsoft.com/office/drawing/2016/ink" xmlns:am3d="http://schemas.microsoft.com/office/drawing/2017/model3d" xmlns:o="urn:schemas-microsoft-com:office:office" xmlns:r="http://schemas.openxmlformats.org/officeDocument/2006/relationships" xmlns:m="http://schemas.openxmlformats.org/officeDocument/2006/math" xmlns:v="urn:schemas-microsoft-com:vml" xmlns:wp14="http://schemas.microsoft.com/office/word/2010/wordprocessingDrawing" xmlns:wp="http://schemas.openxmlformats.org/drawingml/2006/wordprocessingDrawing" xmlns:w10="urn:schemas-microsoft-com:office:word" xmlns:w="http://schemas.openxmlformats.org/wordprocessingml/2006/main" xmlns:w14="http://schemas.microsoft.com/office/word/2010/wordml" xmlns:w15="http://schemas.microsoft.com/office/word/2012/wordml" xmlns:w16cex="http://schemas.microsoft.com/office/word/2018/wordml/cex" xmlns:w16cid="http://schemas.microsoft.com/office/word/2016/wordml/cid" xmlns:w16="http://schemas.microsoft.com/office/word/2018/wordml" xmlns:w16sdtdh="http://schemas.microsoft.com/office/word/2020/wordml/sdtdatahash" xmlns:w16se="http://schemas.microsoft.com/office/word/2015/wordml/symex" xmlns:wpg="http://schemas.microsoft.com/office/word/2010/wordprocessingGroup" xmlns:wpi="http://schemas.microsoft.com/office/word/2010/wordprocessingInk" xmlns:wne="http://schemas.microsoft.com/office/word/2006/wordml" xmlns:wps="http://schemas.microsoft.com/office/word/2010/wordprocessingShape" mc:Ignorable="w14 w15 w16se w16cid w16 w16cex w16sdtdh wp14">
+<w:endnotes xmlns:wpc="http://schemas.microsoft.com/office/word/2010/wordprocessingCanvas" xmlns:cx="http://schemas.microsoft.com/office/drawing/2014/chartex" xmlns:cx1="http://schemas.microsoft.com/office/drawing/2015/9/8/chartex" xmlns:cx2="http://schemas.microsoft.com/office/drawing/2015/10/21/chartex" xmlns:cx3="http://schemas.microsoft.com/office/drawing/2016/5/9/chartex" xmlns:cx4="http://schemas.microsoft.com/office/drawing/2016/5/10/chartex" xmlns:cx5="http://schemas.microsoft.com/office/drawing/2016/5/11/chartex" xmlns:cx6="http://schemas.microsoft.com/office/drawing/2016/5/12/chartex" xmlns:cx7="http://schemas.microsoft.com/office/drawing/2016/5/13/chartex" xmlns:cx8="http://schemas.microsoft.com/office/drawing/2016/5/14/chartex" xmlns:mc="http://schemas.openxmlformats.org/markup-compatibility/2006" xmlns:aink="http://schemas.microsoft.com/office/drawing/2016/ink" xmlns:am3d="http://schemas.microsoft.com/office/drawing/2017/model3d" xmlns:o="urn:schemas-microsoft-com:office:office" xmlns:oel="http://schemas.microsoft.com/office/2019/extlst" xmlns:r="http://schemas.openxmlformats.org/officeDocument/2006/relationships" xmlns:m="http://schemas.openxmlformats.org/officeDocument/2006/math" xmlns:v="urn:schemas-microsoft-com:vml" xmlns:wp14="http://schemas.microsoft.com/office/word/2010/wordprocessingDrawing" xmlns:wp="http://schemas.openxmlformats.org/drawingml/2006/wordprocessingDrawing" xmlns:w10="urn:schemas-microsoft-com:office:word" xmlns:w="http://schemas.openxmlformats.org/wordprocessingml/2006/main" xmlns:w14="http://schemas.microsoft.com/office/word/2010/wordml" xmlns:w15="http://schemas.microsoft.com/office/word/2012/wordml" xmlns:w16cex="http://schemas.microsoft.com/office/word/2018/wordml/cex" xmlns:w16cid="http://schemas.microsoft.com/office/word/2016/wordml/cid" xmlns:w16="http://schemas.microsoft.com/office/word/2018/wordml" xmlns:w16du="http://schemas.microsoft.com/office/word/2023/wordml/word16du" xmlns:w16sdtdh="http://schemas.microsoft.com/office/word/2020/wordml/sdtdatahash" xmlns:w16sdtfl="http://schemas.microsoft.com/office/word/2024/wordml/sdtformatlock" xmlns:w16se="http://schemas.microsoft.com/office/word/2015/wordml/symex" xmlns:wpg="http://schemas.microsoft.com/office/word/2010/wordprocessingGroup" xmlns:wpi="http://schemas.microsoft.com/office/word/2010/wordprocessingInk" xmlns:wne="http://schemas.microsoft.com/office/word/2006/wordml" xmlns:wps="http://schemas.microsoft.com/office/word/2010/wordprocessingShape" mc:Ignorable="w14 w15 w16se w16cid w16 w16cex w16sdtdh w16sdtfl w16du wp14">
   <w:endnote w:type="separator" w:id="-1">
     <w:p>
+      <w:pPr>
+        <w:rPr>
+          <w:rFonts w:hint="eastAsia"/>
+        </w:rPr>
+      </w:pPr>
       <w:r>
         <w:separator/>
       </w:r>
@@ -6292,6 +6334,11 @@
   </w:endnote>
   <w:endnote w:type="continuationSeparator" w:id="0">
     <w:p>
+      <w:pPr>
+        <w:rPr>
+          <w:rFonts w:hint="eastAsia"/>
+        </w:rPr>
+      </w:pPr>
       <w:r>
         <w:continuationSeparator/>
       </w:r>
@@ -6301,7 +6348,7 @@
 </file>
 
 <file path=word/footer1.xml><?xml version="1.0" encoding="utf-8"?>
-<w:ftr xmlns:wpc="http://schemas.microsoft.com/office/word/2010/wordprocessingCanvas" xmlns:cx="http://schemas.microsoft.com/office/drawing/2014/chartex" xmlns:cx1="http://schemas.microsoft.com/office/drawing/2015/9/8/chartex" xmlns:cx2="http://schemas.microsoft.com/office/drawing/2015/10/21/chartex" xmlns:cx3="http://schemas.microsoft.com/office/drawing/2016/5/9/chartex" xmlns:cx4="http://schemas.microsoft.com/office/drawing/2016/5/10/chartex" xmlns:cx5="http://schemas.microsoft.com/office/drawing/2016/5/11/chartex" xmlns:cx6="http://schemas.microsoft.com/office/drawing/2016/5/12/chartex" xmlns:cx7="http://schemas.microsoft.com/office/drawing/2016/5/13/chartex" xmlns:cx8="http://schemas.microsoft.com/office/drawing/2016/5/14/chartex" xmlns:mc="http://schemas.openxmlformats.org/markup-compatibility/2006" xmlns:aink="http://schemas.microsoft.com/office/drawing/2016/ink" xmlns:am3d="http://schemas.microsoft.com/office/drawing/2017/model3d" xmlns:o="urn:schemas-microsoft-com:office:office" xmlns:r="http://schemas.openxmlformats.org/officeDocument/2006/relationships" xmlns:m="http://schemas.openxmlformats.org/officeDocument/2006/math" xmlns:v="urn:schemas-microsoft-com:vml" xmlns:wp14="http://schemas.microsoft.com/office/word/2010/wordprocessingDrawing" xmlns:wp="http://schemas.openxmlformats.org/drawingml/2006/wordprocessingDrawing" xmlns:w10="urn:schemas-microsoft-com:office:word" xmlns:w="http://schemas.openxmlformats.org/wordprocessingml/2006/main" xmlns:w14="http://schemas.microsoft.com/office/word/2010/wordml" xmlns:w15="http://schemas.microsoft.com/office/word/2012/wordml" xmlns:w16cex="http://schemas.microsoft.com/office/word/2018/wordml/cex" xmlns:w16cid="http://schemas.microsoft.com/office/word/2016/wordml/cid" xmlns:w16="http://schemas.microsoft.com/office/word/2018/wordml" xmlns:w16sdtdh="http://schemas.microsoft.com/office/word/2020/wordml/sdtdatahash" xmlns:w16se="http://schemas.microsoft.com/office/word/2015/wordml/symex" xmlns:wpg="http://schemas.microsoft.com/office/word/2010/wordprocessingGroup" xmlns:wpi="http://schemas.microsoft.com/office/word/2010/wordprocessingInk" xmlns:wne="http://schemas.microsoft.com/office/word/2006/wordml" xmlns:wps="http://schemas.microsoft.com/office/word/2010/wordprocessingShape" mc:Ignorable="w14 w15 w16se w16cid w16 w16cex w16sdtdh wp14">
+<w:ftr xmlns:wpc="http://schemas.microsoft.com/office/word/2010/wordprocessingCanvas" xmlns:cx="http://schemas.microsoft.com/office/drawing/2014/chartex" xmlns:cx1="http://schemas.microsoft.com/office/drawing/2015/9/8/chartex" xmlns:cx2="http://schemas.microsoft.com/office/drawing/2015/10/21/chartex" xmlns:cx3="http://schemas.microsoft.com/office/drawing/2016/5/9/chartex" xmlns:cx4="http://schemas.microsoft.com/office/drawing/2016/5/10/chartex" xmlns:cx5="http://schemas.microsoft.com/office/drawing/2016/5/11/chartex" xmlns:cx6="http://schemas.microsoft.com/office/drawing/2016/5/12/chartex" xmlns:cx7="http://schemas.microsoft.com/office/drawing/2016/5/13/chartex" xmlns:cx8="http://schemas.microsoft.com/office/drawing/2016/5/14/chartex" xmlns:mc="http://schemas.openxmlformats.org/markup-compatibility/2006" xmlns:aink="http://schemas.microsoft.com/office/drawing/2016/ink" xmlns:am3d="http://schemas.microsoft.com/office/drawing/2017/model3d" xmlns:o="urn:schemas-microsoft-com:office:office" xmlns:oel="http://schemas.microsoft.com/office/2019/extlst" xmlns:r="http://schemas.openxmlformats.org/officeDocument/2006/relationships" xmlns:m="http://schemas.openxmlformats.org/officeDocument/2006/math" xmlns:v="urn:schemas-microsoft-com:vml" xmlns:wp14="http://schemas.microsoft.com/office/word/2010/wordprocessingDrawing" xmlns:wp="http://schemas.openxmlformats.org/drawingml/2006/wordprocessingDrawing" xmlns:w10="urn:schemas-microsoft-com:office:word" xmlns:w="http://schemas.openxmlformats.org/wordprocessingml/2006/main" xmlns:w14="http://schemas.microsoft.com/office/word/2010/wordml" xmlns:w15="http://schemas.microsoft.com/office/word/2012/wordml" xmlns:w16cex="http://schemas.microsoft.com/office/word/2018/wordml/cex" xmlns:w16cid="http://schemas.microsoft.com/office/word/2016/wordml/cid" xmlns:w16="http://schemas.microsoft.com/office/word/2018/wordml" xmlns:w16du="http://schemas.microsoft.com/office/word/2023/wordml/word16du" xmlns:w16sdtdh="http://schemas.microsoft.com/office/word/2020/wordml/sdtdatahash" xmlns:w16sdtfl="http://schemas.microsoft.com/office/word/2024/wordml/sdtformatlock" xmlns:w16se="http://schemas.microsoft.com/office/word/2015/wordml/symex" xmlns:wpg="http://schemas.microsoft.com/office/word/2010/wordprocessingGroup" xmlns:wpi="http://schemas.microsoft.com/office/word/2010/wordprocessingInk" xmlns:wne="http://schemas.microsoft.com/office/word/2006/wordml" xmlns:wps="http://schemas.microsoft.com/office/word/2010/wordprocessingShape" mc:Ignorable="w14 w15 w16se w16cid w16 w16cex w16sdtdh w16sdtfl w16du wp14">
   <w:sdt>
     <w:sdtPr>
       <w:id w:val="1228032493"/>
@@ -6310,12 +6357,14 @@
         <w:docPartUnique/>
       </w:docPartObj>
     </w:sdtPr>
-    <w:sdtEndPr/>
     <w:sdtContent>
       <w:p>
         <w:pPr>
           <w:pStyle w:val="aa"/>
           <w:jc w:val="center"/>
+          <w:rPr>
+            <w:rFonts w:hint="eastAsia"/>
+          </w:rPr>
         </w:pPr>
         <w:r>
           <w:fldChar w:fldCharType="begin"/>
@@ -6341,13 +6390,16 @@
   <w:p>
     <w:pPr>
       <w:pStyle w:val="aa"/>
+      <w:rPr>
+        <w:rFonts w:hint="eastAsia"/>
+      </w:rPr>
     </w:pPr>
   </w:p>
 </w:ftr>
 </file>
 
 <file path=word/footer2.xml><?xml version="1.0" encoding="utf-8"?>
-<w:ftr xmlns:wpc="http://schemas.microsoft.com/office/word/2010/wordprocessingCanvas" xmlns:cx="http://schemas.microsoft.com/office/drawing/2014/chartex" xmlns:cx1="http://schemas.microsoft.com/office/drawing/2015/9/8/chartex" xmlns:cx2="http://schemas.microsoft.com/office/drawing/2015/10/21/chartex" xmlns:cx3="http://schemas.microsoft.com/office/drawing/2016/5/9/chartex" xmlns:cx4="http://schemas.microsoft.com/office/drawing/2016/5/10/chartex" xmlns:cx5="http://schemas.microsoft.com/office/drawing/2016/5/11/chartex" xmlns:cx6="http://schemas.microsoft.com/office/drawing/2016/5/12/chartex" xmlns:cx7="http://schemas.microsoft.com/office/drawing/2016/5/13/chartex" xmlns:cx8="http://schemas.microsoft.com/office/drawing/2016/5/14/chartex" xmlns:mc="http://schemas.openxmlformats.org/markup-compatibility/2006" xmlns:aink="http://schemas.microsoft.com/office/drawing/2016/ink" xmlns:am3d="http://schemas.microsoft.com/office/drawing/2017/model3d" xmlns:o="urn:schemas-microsoft-com:office:office" xmlns:r="http://schemas.openxmlformats.org/officeDocument/2006/relationships" xmlns:m="http://schemas.openxmlformats.org/officeDocument/2006/math" xmlns:v="urn:schemas-microsoft-com:vml" xmlns:wp14="http://schemas.microsoft.com/office/word/2010/wordprocessingDrawing" xmlns:wp="http://schemas.openxmlformats.org/drawingml/2006/wordprocessingDrawing" xmlns:w10="urn:schemas-microsoft-com:office:word" xmlns:w="http://schemas.openxmlformats.org/wordprocessingml/2006/main" xmlns:w14="http://schemas.microsoft.com/office/word/2010/wordml" xmlns:w15="http://schemas.microsoft.com/office/word/2012/wordml" xmlns:w16cex="http://schemas.microsoft.com/office/word/2018/wordml/cex" xmlns:w16cid="http://schemas.microsoft.com/office/word/2016/wordml/cid" xmlns:w16="http://schemas.microsoft.com/office/word/2018/wordml" xmlns:w16sdtdh="http://schemas.microsoft.com/office/word/2020/wordml/sdtdatahash" xmlns:w16se="http://schemas.microsoft.com/office/word/2015/wordml/symex" xmlns:wpg="http://schemas.microsoft.com/office/word/2010/wordprocessingGroup" xmlns:wpi="http://schemas.microsoft.com/office/word/2010/wordprocessingInk" xmlns:wne="http://schemas.microsoft.com/office/word/2006/wordml" xmlns:wps="http://schemas.microsoft.com/office/word/2010/wordprocessingShape" mc:Ignorable="w14 w15 w16se w16cid w16 w16cex w16sdtdh wp14">
+<w:ftr xmlns:wpc="http://schemas.microsoft.com/office/word/2010/wordprocessingCanvas" xmlns:cx="http://schemas.microsoft.com/office/drawing/2014/chartex" xmlns:cx1="http://schemas.microsoft.com/office/drawing/2015/9/8/chartex" xmlns:cx2="http://schemas.microsoft.com/office/drawing/2015/10/21/chartex" xmlns:cx3="http://schemas.microsoft.com/office/drawing/2016/5/9/chartex" xmlns:cx4="http://schemas.microsoft.com/office/drawing/2016/5/10/chartex" xmlns:cx5="http://schemas.microsoft.com/office/drawing/2016/5/11/chartex" xmlns:cx6="http://schemas.microsoft.com/office/drawing/2016/5/12/chartex" xmlns:cx7="http://schemas.microsoft.com/office/drawing/2016/5/13/chartex" xmlns:cx8="http://schemas.microsoft.com/office/drawing/2016/5/14/chartex" xmlns:mc="http://schemas.openxmlformats.org/markup-compatibility/2006" xmlns:aink="http://schemas.microsoft.com/office/drawing/2016/ink" xmlns:am3d="http://schemas.microsoft.com/office/drawing/2017/model3d" xmlns:o="urn:schemas-microsoft-com:office:office" xmlns:oel="http://schemas.microsoft.com/office/2019/extlst" xmlns:r="http://schemas.openxmlformats.org/officeDocument/2006/relationships" xmlns:m="http://schemas.openxmlformats.org/officeDocument/2006/math" xmlns:v="urn:schemas-microsoft-com:vml" xmlns:wp14="http://schemas.microsoft.com/office/word/2010/wordprocessingDrawing" xmlns:wp="http://schemas.openxmlformats.org/drawingml/2006/wordprocessingDrawing" xmlns:w10="urn:schemas-microsoft-com:office:word" xmlns:w="http://schemas.openxmlformats.org/wordprocessingml/2006/main" xmlns:w14="http://schemas.microsoft.com/office/word/2010/wordml" xmlns:w15="http://schemas.microsoft.com/office/word/2012/wordml" xmlns:w16cex="http://schemas.microsoft.com/office/word/2018/wordml/cex" xmlns:w16cid="http://schemas.microsoft.com/office/word/2016/wordml/cid" xmlns:w16="http://schemas.microsoft.com/office/word/2018/wordml" xmlns:w16du="http://schemas.microsoft.com/office/word/2023/wordml/word16du" xmlns:w16sdtdh="http://schemas.microsoft.com/office/word/2020/wordml/sdtdatahash" xmlns:w16sdtfl="http://schemas.microsoft.com/office/word/2024/wordml/sdtformatlock" xmlns:w16se="http://schemas.microsoft.com/office/word/2015/wordml/symex" xmlns:wpg="http://schemas.microsoft.com/office/word/2010/wordprocessingGroup" xmlns:wpi="http://schemas.microsoft.com/office/word/2010/wordprocessingInk" xmlns:wne="http://schemas.microsoft.com/office/word/2006/wordml" xmlns:wps="http://schemas.microsoft.com/office/word/2010/wordprocessingShape" mc:Ignorable="w14 w15 w16se w16cid w16 w16cex w16sdtdh w16sdtfl w16du wp14">
   <w:sdt>
     <w:sdtPr>
       <w:id w:val="-497340955"/>
@@ -6356,12 +6408,14 @@
         <w:docPartUnique/>
       </w:docPartObj>
     </w:sdtPr>
-    <w:sdtEndPr/>
     <w:sdtContent>
       <w:p>
         <w:pPr>
           <w:pStyle w:val="aa"/>
           <w:jc w:val="center"/>
+          <w:rPr>
+            <w:rFonts w:hint="eastAsia"/>
+          </w:rPr>
         </w:pPr>
         <w:r>
           <w:fldChar w:fldCharType="begin"/>
@@ -6387,15 +6441,23 @@
   <w:p>
     <w:pPr>
       <w:pStyle w:val="aa"/>
+      <w:rPr>
+        <w:rFonts w:hint="eastAsia"/>
+      </w:rPr>
     </w:pPr>
   </w:p>
 </w:ftr>
 </file>
 
 <file path=word/footnotes.xml><?xml version="1.0" encoding="utf-8"?>
-<w:footnotes xmlns:wpc="http://schemas.microsoft.com/office/word/2010/wordprocessingCanvas" xmlns:cx="http://schemas.microsoft.com/office/drawing/2014/chartex" xmlns:cx1="http://schemas.microsoft.com/office/drawing/2015/9/8/chartex" xmlns:cx2="http://schemas.microsoft.com/office/drawing/2015/10/21/chartex" xmlns:cx3="http://schemas.microsoft.com/office/drawing/2016/5/9/chartex" xmlns:cx4="http://schemas.microsoft.com/office/drawing/2016/5/10/chartex" xmlns:cx5="http://schemas.microsoft.com/office/drawing/2016/5/11/chartex" xmlns:cx6="http://schemas.microsoft.com/office/drawing/2016/5/12/chartex" xmlns:cx7="http://schemas.microsoft.com/office/drawing/2016/5/13/chartex" xmlns:cx8="http://schemas.microsoft.com/office/drawing/2016/5/14/chartex" xmlns:mc="http://schemas.openxmlformats.org/markup-compatibility/2006" xmlns:aink="http://schemas.microsoft.com/office/drawing/2016/ink" xmlns:am3d="http://schemas.microsoft.com/office/drawing/2017/model3d" xmlns:o="urn:schemas-microsoft-com:office:office" xmlns:r="http://schemas.openxmlformats.org/officeDocument/2006/relationships" xmlns:m="http://schemas.openxmlformats.org/officeDocument/2006/math" xmlns:v="urn:schemas-microsoft-com:vml" xmlns:wp14="http://schemas.microsoft.com/office/word/2010/wordprocessingDrawing" xmlns:wp="http://schemas.openxmlformats.org/drawingml/2006/wordprocessingDrawing" xmlns:w10="urn:schemas-microsoft-com:office:word" xmlns:w="http://schemas.openxmlformats.org/wordprocessingml/2006/main" xmlns:w14="http://schemas.microsoft.com/office/word/2010/wordml" xmlns:w15="http://schemas.microsoft.com/office/word/2012/wordml" xmlns:w16cex="http://schemas.microsoft.com/office/word/2018/wordml/cex" xmlns:w16cid="http://schemas.microsoft.com/office/word/2016/wordml/cid" xmlns:w16="http://schemas.microsoft.com/office/word/2018/wordml" xmlns:w16sdtdh="http://schemas.microsoft.com/office/word/2020/wordml/sdtdatahash" xmlns:w16se="http://schemas.microsoft.com/office/word/2015/wordml/symex" xmlns:wpg="http://schemas.microsoft.com/office/word/2010/wordprocessingGroup" xmlns:wpi="http://schemas.microsoft.com/office/word/2010/wordprocessingInk" xmlns:wne="http://schemas.microsoft.com/office/word/2006/wordml" xmlns:wps="http://schemas.microsoft.com/office/word/2010/wordprocessingShape" mc:Ignorable="w14 w15 w16se w16cid w16 w16cex w16sdtdh wp14">
+<w:footnotes xmlns:wpc="http://schemas.microsoft.com/office/word/2010/wordprocessingCanvas" xmlns:cx="http://schemas.microsoft.com/office/drawing/2014/chartex" xmlns:cx1="http://schemas.microsoft.com/office/drawing/2015/9/8/chartex" xmlns:cx2="http://schemas.microsoft.com/office/drawing/2015/10/21/chartex" xmlns:cx3="http://schemas.microsoft.com/office/drawing/2016/5/9/chartex" xmlns:cx4="http://schemas.microsoft.com/office/drawing/2016/5/10/chartex" xmlns:cx5="http://schemas.microsoft.com/office/drawing/2016/5/11/chartex" xmlns:cx6="http://schemas.microsoft.com/office/drawing/2016/5/12/chartex" xmlns:cx7="http://schemas.microsoft.com/office/drawing/2016/5/13/chartex" xmlns:cx8="http://schemas.microsoft.com/office/drawing/2016/5/14/chartex" xmlns:mc="http://schemas.openxmlformats.org/markup-compatibility/2006" xmlns:aink="http://schemas.microsoft.com/office/drawing/2016/ink" xmlns:am3d="http://schemas.microsoft.com/office/drawing/2017/model3d" xmlns:o="urn:schemas-microsoft-com:office:office" xmlns:oel="http://schemas.microsoft.com/office/2019/extlst" xmlns:r="http://schemas.openxmlformats.org/officeDocument/2006/relationships" xmlns:m="http://schemas.openxmlformats.org/officeDocument/2006/math" xmlns:v="urn:schemas-microsoft-com:vml" xmlns:wp14="http://schemas.microsoft.com/office/word/2010/wordprocessingDrawing" xmlns:wp="http://schemas.openxmlformats.org/drawingml/2006/wordprocessingDrawing" xmlns:w10="urn:schemas-microsoft-com:office:word" xmlns:w="http://schemas.openxmlformats.org/wordprocessingml/2006/main" xmlns:w14="http://schemas.microsoft.com/office/word/2010/wordml" xmlns:w15="http://schemas.microsoft.com/office/word/2012/wordml" xmlns:w16cex="http://schemas.microsoft.com/office/word/2018/wordml/cex" xmlns:w16cid="http://schemas.microsoft.com/office/word/2016/wordml/cid" xmlns:w16="http://schemas.microsoft.com/office/word/2018/wordml" xmlns:w16du="http://schemas.microsoft.com/office/word/2023/wordml/word16du" xmlns:w16sdtdh="http://schemas.microsoft.com/office/word/2020/wordml/sdtdatahash" xmlns:w16sdtfl="http://schemas.microsoft.com/office/word/2024/wordml/sdtformatlock" xmlns:w16se="http://schemas.microsoft.com/office/word/2015/wordml/symex" xmlns:wpg="http://schemas.microsoft.com/office/word/2010/wordprocessingGroup" xmlns:wpi="http://schemas.microsoft.com/office/word/2010/wordprocessingInk" xmlns:wne="http://schemas.microsoft.com/office/word/2006/wordml" xmlns:wps="http://schemas.microsoft.com/office/word/2010/wordprocessingShape" mc:Ignorable="w14 w15 w16se w16cid w16 w16cex w16sdtdh w16sdtfl w16du wp14">
   <w:footnote w:type="separator" w:id="-1">
     <w:p>
+      <w:pPr>
+        <w:rPr>
+          <w:rFonts w:hint="eastAsia"/>
+        </w:rPr>
+      </w:pPr>
       <w:r>
         <w:separator/>
       </w:r>
@@ -6403,6 +6465,11 @@
   </w:footnote>
   <w:footnote w:type="continuationSeparator" w:id="0">
     <w:p>
+      <w:pPr>
+        <w:rPr>
+          <w:rFonts w:hint="eastAsia"/>
+        </w:rPr>
+      </w:pPr>
       <w:r>
         <w:continuationSeparator/>
       </w:r>
@@ -6412,7 +6479,7 @@
 </file>
 
 <file path=word/styles.xml><?xml version="1.0" encoding="utf-8"?>
-<w:styles xmlns:mc="http://schemas.openxmlformats.org/markup-compatibility/2006" xmlns:r="http://schemas.openxmlformats.org/officeDocument/2006/relationships" xmlns:w="http://schemas.openxmlformats.org/wordprocessingml/2006/main" xmlns:w14="http://schemas.microsoft.com/office/word/2010/wordml" xmlns:w15="http://schemas.microsoft.com/office/word/2012/wordml" xmlns:w16cex="http://schemas.microsoft.com/office/word/2018/wordml/cex" xmlns:w16cid="http://schemas.microsoft.com/office/word/2016/wordml/cid" xmlns:w16="http://schemas.microsoft.com/office/word/2018/wordml" xmlns:w16sdtdh="http://schemas.microsoft.com/office/word/2020/wordml/sdtdatahash" xmlns:w16se="http://schemas.microsoft.com/office/word/2015/wordml/symex" mc:Ignorable="w14 w15 w16se w16cid w16 w16cex w16sdtdh">
+<w:styles xmlns:mc="http://schemas.openxmlformats.org/markup-compatibility/2006" xmlns:r="http://schemas.openxmlformats.org/officeDocument/2006/relationships" xmlns:w="http://schemas.openxmlformats.org/wordprocessingml/2006/main" xmlns:w14="http://schemas.microsoft.com/office/word/2010/wordml" xmlns:w15="http://schemas.microsoft.com/office/word/2012/wordml" xmlns:w16cex="http://schemas.microsoft.com/office/word/2018/wordml/cex" xmlns:w16cid="http://schemas.microsoft.com/office/word/2016/wordml/cid" xmlns:w16="http://schemas.microsoft.com/office/word/2018/wordml" xmlns:w16du="http://schemas.microsoft.com/office/word/2023/wordml/word16du" xmlns:w16sdtdh="http://schemas.microsoft.com/office/word/2020/wordml/sdtdatahash" xmlns:w16sdtfl="http://schemas.microsoft.com/office/word/2024/wordml/sdtformatlock" xmlns:w16se="http://schemas.microsoft.com/office/word/2015/wordml/symex" mc:Ignorable="w14 w15 w16se w16cid w16 w16cex w16sdtdh w16sdtfl w16du">
   <w:docDefaults>
     <w:rPrDefault>
       <w:rPr>
